--- a/Template/Template - ADMXXX-XX-XX Richiesta estensione in esercizio.docx
+++ b/Template/Template - ADMXXX-XX-XX Richiesta estensione in esercizio.docx
@@ -972,7 +972,7 @@
                 <w:sz w:val="26"/>
                 <w:szCs w:val="26"/>
               </w:rPr>
-              <w:t>Leopoldo Libeccio</w:t>
+              <w:t>Marzia Maestrale</w:t>
             </w:r>
           </w:p>
         </w:tc>
